--- a/Proyecto.docx
+++ b/Proyecto.docx
@@ -39,6 +39,13 @@
         </w:rPr>
         <w:t>Aulas</w:t>
       </w:r>
+      <w:r>
+        <w:rPr>
+          <w:b/>
+          <w:bCs/>
+        </w:rPr>
+        <w:tab/>
+      </w:r>
     </w:p>
     <w:p/>
     <w:p>
@@ -54,6 +61,58 @@
           <w:bCs/>
         </w:rPr>
         <w:t>Problemática:</w:t>
+      </w:r>
+    </w:p>
+    <w:p>
+      <w:pPr>
+        <w:ind w:firstLine="708"/>
+      </w:pPr>
+      <w:r>
+        <w:t xml:space="preserve">Una empresa dedicada a </w:t>
+      </w:r>
+      <w:r>
+        <w:t xml:space="preserve">impartir </w:t>
+      </w:r>
+      <w:r>
+        <w:t xml:space="preserve">cursos de </w:t>
+      </w:r>
+      <w:r>
+        <w:t>inglés</w:t>
+      </w:r>
+      <w:r>
+        <w:t xml:space="preserve"> de forma presencial, maneja su organización para llevar registro </w:t>
+      </w:r>
+      <w:r>
+        <w:t>de</w:t>
+      </w:r>
+      <w:r>
+        <w:t xml:space="preserve">l control de audiovisuales </w:t>
+      </w:r>
+      <w:r>
+        <w:t xml:space="preserve">de cada salón y el profesor al que se le es asignada en esa clase, por medio de un papeleo manual el cual después tiene que ser transcrito a un archivo tipo Excel </w:t>
+      </w:r>
+      <w:r>
+        <w:t>y ser enviado a la correspondiente nube donde se suben los registros de cada día, la empresa, a raíz de este tedioso proceso de registro, buscó soluciones al respecto.</w:t>
+      </w:r>
+    </w:p>
+    <w:p>
+      <w:pPr>
+        <w:ind w:firstLine="708"/>
+      </w:pPr>
+      <w:r>
+        <w:t xml:space="preserve">La solución que se propone es la siguiente, </w:t>
+      </w:r>
+      <w:r>
+        <w:t xml:space="preserve">crear un programa móvil el cual sea capaz de llevar registro </w:t>
+      </w:r>
+      <w:r>
+        <w:t>automático</w:t>
+      </w:r>
+      <w:r>
+        <w:t xml:space="preserve"> sobre la presencia del docente en el aula </w:t>
+      </w:r>
+      <w:r>
+        <w:t>y el estado de las herramientas audiovisuales en esta misma, para así llevar un registro rápido y optimo sin tener que recurrir a procesos tediosos de por medio.</w:t>
       </w:r>
     </w:p>
     <w:p/>
@@ -62,7 +121,6 @@
     <w:p/>
     <w:p/>
     <w:p/>
-    <w:p/>
     <w:p>
       <w:pPr>
         <w:rPr>
@@ -174,6 +232,7 @@
         </w:numPr>
       </w:pPr>
       <w:r>
+        <w:lastRenderedPageBreak/>
         <w:t xml:space="preserve">El sistema debe ser capaz de generar un reporte a partir de </w:t>
       </w:r>
       <w:r>
@@ -260,7 +319,6 @@
         </w:numPr>
       </w:pPr>
       <w:r>
-        <w:lastRenderedPageBreak/>
         <w:t>El sistema debe permitir visualizar en tiempo real la información registrada.</w:t>
       </w:r>
     </w:p>
@@ -537,95 +595,6 @@
         <w:rPr>
           <w:u w:val="single"/>
         </w:rPr>
-        <w:t>Tareas</w:t>
-      </w:r>
-    </w:p>
-    <w:p>
-      <w:pPr>
-        <w:pStyle w:val="Prrafodelista"/>
-        <w:numPr>
-          <w:ilvl w:val="0"/>
-          <w:numId w:val="4"/>
-        </w:numPr>
-      </w:pPr>
-      <w:r>
-        <w:t xml:space="preserve">Diseñar módulo </w:t>
-      </w:r>
-      <w:proofErr w:type="gramStart"/>
-      <w:r>
-        <w:t>de  configuración</w:t>
-      </w:r>
-      <w:proofErr w:type="gramEnd"/>
-      <w:r>
-        <w:t xml:space="preserve"> de base de datos.</w:t>
-      </w:r>
-    </w:p>
-    <w:p>
-      <w:pPr>
-        <w:pStyle w:val="Prrafodelista"/>
-        <w:numPr>
-          <w:ilvl w:val="0"/>
-          <w:numId w:val="4"/>
-        </w:numPr>
-      </w:pPr>
-      <w:r>
-        <w:t>Definir parámetros de conexión (host, puerto, usuario, contraseña, motor)</w:t>
-      </w:r>
-    </w:p>
-    <w:p>
-      <w:pPr>
-        <w:pStyle w:val="Prrafodelista"/>
-        <w:numPr>
-          <w:ilvl w:val="0"/>
-          <w:numId w:val="4"/>
-        </w:numPr>
-      </w:pPr>
-      <w:r>
-        <w:t>Implementar archivo de configuración o variables de entorno.</w:t>
-      </w:r>
-    </w:p>
-    <w:p>
-      <w:pPr>
-        <w:pStyle w:val="Prrafodelista"/>
-        <w:numPr>
-          <w:ilvl w:val="0"/>
-          <w:numId w:val="4"/>
-        </w:numPr>
-      </w:pPr>
-      <w:r>
-        <w:t>Implementar capa de conexión de base de datos.</w:t>
-      </w:r>
-    </w:p>
-    <w:p>
-      <w:pPr>
-        <w:pStyle w:val="Prrafodelista"/>
-        <w:numPr>
-          <w:ilvl w:val="0"/>
-          <w:numId w:val="4"/>
-        </w:numPr>
-      </w:pPr>
-      <w:r>
-        <w:t>Implementar prueba de conexión al iniciar el sistema-</w:t>
-      </w:r>
-    </w:p>
-    <w:p>
-      <w:r>
-        <w:t xml:space="preserve">RF: </w:t>
-      </w:r>
-      <w:r>
-        <w:t>El sistema debe permitir al administrador decidir qué tipo de información debe registrar.</w:t>
-      </w:r>
-    </w:p>
-    <w:p>
-      <w:pPr>
-        <w:rPr>
-          <w:u w:val="single"/>
-        </w:rPr>
-      </w:pPr>
-      <w:r>
-        <w:rPr>
-          <w:u w:val="single"/>
-        </w:rPr>
         <w:lastRenderedPageBreak/>
         <w:t>Tareas</w:t>
       </w:r>
@@ -635,59 +604,67 @@
         <w:pStyle w:val="Prrafodelista"/>
         <w:numPr>
           <w:ilvl w:val="0"/>
-          <w:numId w:val="5"/>
-        </w:numPr>
-      </w:pPr>
-      <w:r>
-        <w:t>Diseñar modelo de datos para tipos de información registrable.</w:t>
-      </w:r>
-    </w:p>
-    <w:p>
-      <w:pPr>
-        <w:pStyle w:val="Prrafodelista"/>
-        <w:numPr>
-          <w:ilvl w:val="0"/>
-          <w:numId w:val="5"/>
-        </w:numPr>
-      </w:pPr>
-      <w:r>
-        <w:t>Crear interfaz para que el administrador configure los campos.</w:t>
-      </w:r>
-    </w:p>
-    <w:p>
-      <w:pPr>
-        <w:pStyle w:val="Prrafodelista"/>
-        <w:numPr>
-          <w:ilvl w:val="0"/>
-          <w:numId w:val="5"/>
-        </w:numPr>
-      </w:pPr>
-      <w:r>
-        <w:t>Implementar lógica para guardar la configuración</w:t>
-      </w:r>
-    </w:p>
-    <w:p>
-      <w:pPr>
-        <w:pStyle w:val="Prrafodelista"/>
-        <w:numPr>
-          <w:ilvl w:val="0"/>
-          <w:numId w:val="5"/>
-        </w:numPr>
-      </w:pPr>
-      <w:r>
-        <w:t>Adaptar el formulario de registro según la configuración definida.</w:t>
-      </w:r>
-    </w:p>
-    <w:p>
-      <w:pPr>
-        <w:rPr>
-          <w:u w:val="single"/>
-        </w:rPr>
-      </w:pPr>
-    </w:p>
-    <w:p>
-      <w:r>
-        <w:t>RF: Registrar asistencia docente, curso presente, uso audiovisual, solicitudes y novedades.</w:t>
+          <w:numId w:val="4"/>
+        </w:numPr>
+      </w:pPr>
+      <w:r>
+        <w:t>Diseñar módulo de  configuración de base de datos.</w:t>
+      </w:r>
+    </w:p>
+    <w:p>
+      <w:pPr>
+        <w:pStyle w:val="Prrafodelista"/>
+        <w:numPr>
+          <w:ilvl w:val="0"/>
+          <w:numId w:val="4"/>
+        </w:numPr>
+      </w:pPr>
+      <w:r>
+        <w:t>Definir parámetros de conexión (host, puerto, usuario, contraseña, motor)</w:t>
+      </w:r>
+    </w:p>
+    <w:p>
+      <w:pPr>
+        <w:pStyle w:val="Prrafodelista"/>
+        <w:numPr>
+          <w:ilvl w:val="0"/>
+          <w:numId w:val="4"/>
+        </w:numPr>
+      </w:pPr>
+      <w:r>
+        <w:t>Implementar archivo de configuración o variables de entorno.</w:t>
+      </w:r>
+    </w:p>
+    <w:p>
+      <w:pPr>
+        <w:pStyle w:val="Prrafodelista"/>
+        <w:numPr>
+          <w:ilvl w:val="0"/>
+          <w:numId w:val="4"/>
+        </w:numPr>
+      </w:pPr>
+      <w:r>
+        <w:t>Implementar capa de conexión de base de datos.</w:t>
+      </w:r>
+    </w:p>
+    <w:p>
+      <w:pPr>
+        <w:pStyle w:val="Prrafodelista"/>
+        <w:numPr>
+          <w:ilvl w:val="0"/>
+          <w:numId w:val="4"/>
+        </w:numPr>
+      </w:pPr>
+      <w:r>
+        <w:t>Implementar prueba de conexión al iniciar el sistema-</w:t>
+      </w:r>
+    </w:p>
+    <w:p>
+      <w:r>
+        <w:t xml:space="preserve">RF: </w:t>
+      </w:r>
+      <w:r>
+        <w:t>El sistema debe permitir al administrador decidir qué tipo de información debe registrar.</w:t>
       </w:r>
     </w:p>
     <w:p>
@@ -708,65 +685,47 @@
         <w:pStyle w:val="Prrafodelista"/>
         <w:numPr>
           <w:ilvl w:val="0"/>
-          <w:numId w:val="6"/>
-        </w:numPr>
-      </w:pPr>
-      <w:r>
-        <w:t>Diseñar tabla de registros de aula.</w:t>
-      </w:r>
-    </w:p>
-    <w:p>
-      <w:pPr>
-        <w:pStyle w:val="Prrafodelista"/>
-        <w:numPr>
-          <w:ilvl w:val="0"/>
-          <w:numId w:val="6"/>
-        </w:numPr>
-      </w:pPr>
-      <w:r>
-        <w:t>Crear formulario de registro de información.</w:t>
-      </w:r>
-    </w:p>
-    <w:p>
-      <w:pPr>
-        <w:pStyle w:val="Prrafodelista"/>
-        <w:numPr>
-          <w:ilvl w:val="0"/>
-          <w:numId w:val="6"/>
-        </w:numPr>
-      </w:pPr>
-      <w:r>
-        <w:t xml:space="preserve">Implementar </w:t>
-      </w:r>
-      <w:r>
-        <w:t>selección</w:t>
-      </w:r>
-      <w:r>
-        <w:t xml:space="preserve"> de docente, curso y aula.</w:t>
-      </w:r>
-    </w:p>
-    <w:p>
-      <w:pPr>
-        <w:pStyle w:val="Prrafodelista"/>
-        <w:numPr>
-          <w:ilvl w:val="0"/>
-          <w:numId w:val="6"/>
-        </w:numPr>
-      </w:pPr>
-      <w:r>
-        <w:t>Implementar campos para solicitudes y novedades.</w:t>
-      </w:r>
-    </w:p>
-    <w:p>
-      <w:pPr>
-        <w:pStyle w:val="Prrafodelista"/>
-        <w:numPr>
-          <w:ilvl w:val="0"/>
-          <w:numId w:val="6"/>
-        </w:numPr>
-      </w:pPr>
-      <w:r>
-        <w:t>Guardar registros em la base de datos.</w:t>
+          <w:numId w:val="5"/>
+        </w:numPr>
+      </w:pPr>
+      <w:r>
+        <w:t>Diseñar modelo de datos para tipos de información registrable.</w:t>
+      </w:r>
+    </w:p>
+    <w:p>
+      <w:pPr>
+        <w:pStyle w:val="Prrafodelista"/>
+        <w:numPr>
+          <w:ilvl w:val="0"/>
+          <w:numId w:val="5"/>
+        </w:numPr>
+      </w:pPr>
+      <w:r>
+        <w:t>Crear interfaz para que el administrador configure los campos.</w:t>
+      </w:r>
+    </w:p>
+    <w:p>
+      <w:pPr>
+        <w:pStyle w:val="Prrafodelista"/>
+        <w:numPr>
+          <w:ilvl w:val="0"/>
+          <w:numId w:val="5"/>
+        </w:numPr>
+      </w:pPr>
+      <w:r>
+        <w:t>Implementar lógica para guardar la configuración</w:t>
+      </w:r>
+    </w:p>
+    <w:p>
+      <w:pPr>
+        <w:pStyle w:val="Prrafodelista"/>
+        <w:numPr>
+          <w:ilvl w:val="0"/>
+          <w:numId w:val="5"/>
+        </w:numPr>
+      </w:pPr>
+      <w:r>
+        <w:t>Adaptar el formulario de registro según la configuración definida.</w:t>
       </w:r>
     </w:p>
     <w:p>
@@ -775,11 +734,10 @@
           <w:u w:val="single"/>
         </w:rPr>
       </w:pPr>
-      <w:r>
-        <w:t xml:space="preserve">RF: </w:t>
-      </w:r>
-      <w:r>
-        <w:t>Generar reportes por fecha, aula, docente, curso o auxiliar audiovisual.</w:t>
+    </w:p>
+    <w:p>
+      <w:r>
+        <w:t>RF: Registrar asistencia docente, curso presente, uso audiovisual, solicitudes y novedades.</w:t>
       </w:r>
     </w:p>
     <w:p>
@@ -800,61 +758,78 @@
         <w:pStyle w:val="Prrafodelista"/>
         <w:numPr>
           <w:ilvl w:val="0"/>
-          <w:numId w:val="7"/>
-        </w:numPr>
-      </w:pPr>
-      <w:r>
-        <w:t>Diseñar consultas para filtrado de registros</w:t>
-      </w:r>
-    </w:p>
-    <w:p>
-      <w:pPr>
-        <w:pStyle w:val="Prrafodelista"/>
-        <w:numPr>
-          <w:ilvl w:val="0"/>
-          <w:numId w:val="7"/>
-        </w:numPr>
-      </w:pPr>
-      <w:r>
-        <w:t xml:space="preserve">Implementar internas para </w:t>
-      </w:r>
-      <w:r>
-        <w:t>seleccionar</w:t>
-      </w:r>
-      <w:r>
-        <w:t xml:space="preserve"> filtros.</w:t>
-      </w:r>
-    </w:p>
-    <w:p>
-      <w:pPr>
-        <w:pStyle w:val="Prrafodelista"/>
-        <w:numPr>
-          <w:ilvl w:val="0"/>
-          <w:numId w:val="7"/>
-        </w:numPr>
-      </w:pPr>
-      <w:r>
-        <w:t>Implementar lógica de generación de reportes.</w:t>
-      </w:r>
-    </w:p>
-    <w:p>
-      <w:pPr>
-        <w:pStyle w:val="Prrafodelista"/>
-        <w:numPr>
-          <w:ilvl w:val="0"/>
-          <w:numId w:val="7"/>
-        </w:numPr>
-      </w:pPr>
-      <w:r>
-        <w:t>Mostrar resultados en una tabla.</w:t>
-      </w:r>
-    </w:p>
-    <w:p>
+          <w:numId w:val="6"/>
+        </w:numPr>
+      </w:pPr>
+      <w:r>
+        <w:t>Diseñar tabla de registros de aula.</w:t>
+      </w:r>
+    </w:p>
+    <w:p>
+      <w:pPr>
+        <w:pStyle w:val="Prrafodelista"/>
+        <w:numPr>
+          <w:ilvl w:val="0"/>
+          <w:numId w:val="6"/>
+        </w:numPr>
+      </w:pPr>
+      <w:r>
+        <w:t>Crear formulario de registro de información.</w:t>
+      </w:r>
+    </w:p>
+    <w:p>
+      <w:pPr>
+        <w:pStyle w:val="Prrafodelista"/>
+        <w:numPr>
+          <w:ilvl w:val="0"/>
+          <w:numId w:val="6"/>
+        </w:numPr>
+      </w:pPr>
+      <w:r>
+        <w:t xml:space="preserve">Implementar </w:t>
+      </w:r>
+      <w:r>
+        <w:t>selección</w:t>
+      </w:r>
+      <w:r>
+        <w:t xml:space="preserve"> de docente, curso y aula.</w:t>
+      </w:r>
+    </w:p>
+    <w:p>
+      <w:pPr>
+        <w:pStyle w:val="Prrafodelista"/>
+        <w:numPr>
+          <w:ilvl w:val="0"/>
+          <w:numId w:val="6"/>
+        </w:numPr>
+      </w:pPr>
+      <w:r>
+        <w:t>Implementar campos para solicitudes y novedades.</w:t>
+      </w:r>
+    </w:p>
+    <w:p>
+      <w:pPr>
+        <w:pStyle w:val="Prrafodelista"/>
+        <w:numPr>
+          <w:ilvl w:val="0"/>
+          <w:numId w:val="6"/>
+        </w:numPr>
+      </w:pPr>
+      <w:r>
+        <w:t>Guardar registros em la base de datos.</w:t>
+      </w:r>
+    </w:p>
+    <w:p>
+      <w:pPr>
+        <w:rPr>
+          <w:u w:val="single"/>
+        </w:rPr>
+      </w:pPr>
       <w:r>
         <w:t xml:space="preserve">RF: </w:t>
       </w:r>
       <w:r>
-        <w:t>El sistema debe permitir al administrador crear plantillas de reportes.</w:t>
+        <w:t>Generar reportes por fecha, aula, docente, curso o auxiliar audiovisual.</w:t>
       </w:r>
     </w:p>
     <w:p>
@@ -875,52 +850,61 @@
         <w:pStyle w:val="Prrafodelista"/>
         <w:numPr>
           <w:ilvl w:val="0"/>
-          <w:numId w:val="8"/>
-        </w:numPr>
-      </w:pPr>
-      <w:r>
-        <w:t>Diseñar estructura de plantilla de reporte.</w:t>
-      </w:r>
-    </w:p>
-    <w:p>
-      <w:pPr>
-        <w:pStyle w:val="Prrafodelista"/>
-        <w:numPr>
-          <w:ilvl w:val="0"/>
-          <w:numId w:val="8"/>
-        </w:numPr>
-      </w:pPr>
-      <w:r>
-        <w:t>Crear interfaz para diseñar plantillas.</w:t>
-      </w:r>
-    </w:p>
-    <w:p>
-      <w:pPr>
-        <w:pStyle w:val="Prrafodelista"/>
-        <w:numPr>
-          <w:ilvl w:val="0"/>
-          <w:numId w:val="8"/>
-        </w:numPr>
-      </w:pPr>
-      <w:r>
-        <w:t>Implementar almacenamiento de plantillas en la base de datos.</w:t>
-      </w:r>
-    </w:p>
-    <w:p>
-      <w:pPr>
-        <w:pStyle w:val="Prrafodelista"/>
-        <w:numPr>
-          <w:ilvl w:val="0"/>
-          <w:numId w:val="8"/>
-        </w:numPr>
-      </w:pPr>
-      <w:r>
-        <w:t>Permitir seleccionar una plantilla al generar un reporte.</w:t>
-      </w:r>
-    </w:p>
-    <w:p>
-      <w:r>
-        <w:t>RF: Permitir importar plantillas.</w:t>
+          <w:numId w:val="7"/>
+        </w:numPr>
+      </w:pPr>
+      <w:r>
+        <w:t>Diseñar consultas para filtrado de registros</w:t>
+      </w:r>
+    </w:p>
+    <w:p>
+      <w:pPr>
+        <w:pStyle w:val="Prrafodelista"/>
+        <w:numPr>
+          <w:ilvl w:val="0"/>
+          <w:numId w:val="7"/>
+        </w:numPr>
+      </w:pPr>
+      <w:r>
+        <w:t xml:space="preserve">Implementar internas para </w:t>
+      </w:r>
+      <w:r>
+        <w:t>seleccionar</w:t>
+      </w:r>
+      <w:r>
+        <w:t xml:space="preserve"> filtros.</w:t>
+      </w:r>
+    </w:p>
+    <w:p>
+      <w:pPr>
+        <w:pStyle w:val="Prrafodelista"/>
+        <w:numPr>
+          <w:ilvl w:val="0"/>
+          <w:numId w:val="7"/>
+        </w:numPr>
+      </w:pPr>
+      <w:r>
+        <w:t>Implementar lógica de generación de reportes.</w:t>
+      </w:r>
+    </w:p>
+    <w:p>
+      <w:pPr>
+        <w:pStyle w:val="Prrafodelista"/>
+        <w:numPr>
+          <w:ilvl w:val="0"/>
+          <w:numId w:val="7"/>
+        </w:numPr>
+      </w:pPr>
+      <w:r>
+        <w:t>Mostrar resultados en una tabla.</w:t>
+      </w:r>
+    </w:p>
+    <w:p>
+      <w:r>
+        <w:t xml:space="preserve">RF: </w:t>
+      </w:r>
+      <w:r>
+        <w:t>El sistema debe permitir al administrador crear plantillas de reportes.</w:t>
       </w:r>
     </w:p>
     <w:p>
@@ -941,53 +925,53 @@
         <w:pStyle w:val="Prrafodelista"/>
         <w:numPr>
           <w:ilvl w:val="0"/>
-          <w:numId w:val="9"/>
-        </w:numPr>
-      </w:pPr>
-      <w:r>
-        <w:t>Definir formato de archivo de plantilla</w:t>
-      </w:r>
-    </w:p>
-    <w:p>
-      <w:pPr>
-        <w:pStyle w:val="Prrafodelista"/>
-        <w:numPr>
-          <w:ilvl w:val="0"/>
-          <w:numId w:val="9"/>
-        </w:numPr>
-      </w:pPr>
-      <w:r>
-        <w:t>Implementar carga de archivos</w:t>
-      </w:r>
-    </w:p>
-    <w:p>
-      <w:pPr>
-        <w:pStyle w:val="Prrafodelista"/>
-        <w:numPr>
-          <w:ilvl w:val="0"/>
-          <w:numId w:val="9"/>
-        </w:numPr>
-      </w:pPr>
-      <w:r>
-        <w:t xml:space="preserve">Validar formato de la plantilla importada </w:t>
-      </w:r>
-    </w:p>
-    <w:p>
-      <w:pPr>
-        <w:pStyle w:val="Prrafodelista"/>
-        <w:numPr>
-          <w:ilvl w:val="0"/>
-          <w:numId w:val="9"/>
+          <w:numId w:val="8"/>
+        </w:numPr>
+      </w:pPr>
+      <w:r>
+        <w:t>Diseñar estructura de plantilla de reporte.</w:t>
+      </w:r>
+    </w:p>
+    <w:p>
+      <w:pPr>
+        <w:pStyle w:val="Prrafodelista"/>
+        <w:numPr>
+          <w:ilvl w:val="0"/>
+          <w:numId w:val="8"/>
         </w:numPr>
       </w:pPr>
       <w:r>
         <w:lastRenderedPageBreak/>
-        <w:t>Guardar la plantilla en el sistema</w:t>
-      </w:r>
-    </w:p>
-    <w:p>
-      <w:r>
-        <w:t>RF: Exportar en formato XLSX y CSV.</w:t>
+        <w:t>Crear interfaz para diseñar plantillas.</w:t>
+      </w:r>
+    </w:p>
+    <w:p>
+      <w:pPr>
+        <w:pStyle w:val="Prrafodelista"/>
+        <w:numPr>
+          <w:ilvl w:val="0"/>
+          <w:numId w:val="8"/>
+        </w:numPr>
+      </w:pPr>
+      <w:r>
+        <w:t>Implementar almacenamiento de plantillas en la base de datos.</w:t>
+      </w:r>
+    </w:p>
+    <w:p>
+      <w:pPr>
+        <w:pStyle w:val="Prrafodelista"/>
+        <w:numPr>
+          <w:ilvl w:val="0"/>
+          <w:numId w:val="8"/>
+        </w:numPr>
+      </w:pPr>
+      <w:r>
+        <w:t>Permitir seleccionar una plantilla al generar un reporte.</w:t>
+      </w:r>
+    </w:p>
+    <w:p>
+      <w:r>
+        <w:t>RF: Permitir importar plantillas.</w:t>
       </w:r>
     </w:p>
     <w:p>
@@ -1008,52 +992,52 @@
         <w:pStyle w:val="Prrafodelista"/>
         <w:numPr>
           <w:ilvl w:val="0"/>
-          <w:numId w:val="10"/>
-        </w:numPr>
-      </w:pPr>
-      <w:r>
-        <w:t>Implementar generación de archivo CSV</w:t>
-      </w:r>
-    </w:p>
-    <w:p>
-      <w:pPr>
-        <w:pStyle w:val="Prrafodelista"/>
-        <w:numPr>
-          <w:ilvl w:val="0"/>
-          <w:numId w:val="10"/>
-        </w:numPr>
-      </w:pPr>
-      <w:r>
-        <w:t>Implementar generación de archivo XLSX</w:t>
-      </w:r>
-    </w:p>
-    <w:p>
-      <w:pPr>
-        <w:pStyle w:val="Prrafodelista"/>
-        <w:numPr>
-          <w:ilvl w:val="0"/>
-          <w:numId w:val="10"/>
-        </w:numPr>
-      </w:pPr>
-      <w:r>
-        <w:t xml:space="preserve">Implementar botón de exportación </w:t>
-      </w:r>
-    </w:p>
-    <w:p>
-      <w:pPr>
-        <w:pStyle w:val="Prrafodelista"/>
-        <w:numPr>
-          <w:ilvl w:val="0"/>
-          <w:numId w:val="10"/>
-        </w:numPr>
-      </w:pPr>
-      <w:r>
-        <w:t>Validar que el archivo contenga los datos filtrados.</w:t>
-      </w:r>
-    </w:p>
-    <w:p>
-      <w:r>
-        <w:t>RF: Exportar solo después de finalizar turno.</w:t>
+          <w:numId w:val="9"/>
+        </w:numPr>
+      </w:pPr>
+      <w:r>
+        <w:t>Definir formato de archivo de plantilla</w:t>
+      </w:r>
+    </w:p>
+    <w:p>
+      <w:pPr>
+        <w:pStyle w:val="Prrafodelista"/>
+        <w:numPr>
+          <w:ilvl w:val="0"/>
+          <w:numId w:val="9"/>
+        </w:numPr>
+      </w:pPr>
+      <w:r>
+        <w:t>Implementar carga de archivos</w:t>
+      </w:r>
+    </w:p>
+    <w:p>
+      <w:pPr>
+        <w:pStyle w:val="Prrafodelista"/>
+        <w:numPr>
+          <w:ilvl w:val="0"/>
+          <w:numId w:val="9"/>
+        </w:numPr>
+      </w:pPr>
+      <w:r>
+        <w:t xml:space="preserve">Validar formato de la plantilla importada </w:t>
+      </w:r>
+    </w:p>
+    <w:p>
+      <w:pPr>
+        <w:pStyle w:val="Prrafodelista"/>
+        <w:numPr>
+          <w:ilvl w:val="0"/>
+          <w:numId w:val="9"/>
+        </w:numPr>
+      </w:pPr>
+      <w:r>
+        <w:t>Guardar la plantilla en el sistema</w:t>
+      </w:r>
+    </w:p>
+    <w:p>
+      <w:r>
+        <w:t>RF: Exportar en formato XLSX y CSV.</w:t>
       </w:r>
     </w:p>
     <w:p>
@@ -1074,6 +1058,72 @@
         <w:pStyle w:val="Prrafodelista"/>
         <w:numPr>
           <w:ilvl w:val="0"/>
+          <w:numId w:val="10"/>
+        </w:numPr>
+      </w:pPr>
+      <w:r>
+        <w:t>Implementar generación de archivo CSV</w:t>
+      </w:r>
+    </w:p>
+    <w:p>
+      <w:pPr>
+        <w:pStyle w:val="Prrafodelista"/>
+        <w:numPr>
+          <w:ilvl w:val="0"/>
+          <w:numId w:val="10"/>
+        </w:numPr>
+      </w:pPr>
+      <w:r>
+        <w:t>Implementar generación de archivo XLSX</w:t>
+      </w:r>
+    </w:p>
+    <w:p>
+      <w:pPr>
+        <w:pStyle w:val="Prrafodelista"/>
+        <w:numPr>
+          <w:ilvl w:val="0"/>
+          <w:numId w:val="10"/>
+        </w:numPr>
+      </w:pPr>
+      <w:r>
+        <w:t xml:space="preserve">Implementar botón de exportación </w:t>
+      </w:r>
+    </w:p>
+    <w:p>
+      <w:pPr>
+        <w:pStyle w:val="Prrafodelista"/>
+        <w:numPr>
+          <w:ilvl w:val="0"/>
+          <w:numId w:val="10"/>
+        </w:numPr>
+      </w:pPr>
+      <w:r>
+        <w:t>Validar que el archivo contenga los datos filtrados.</w:t>
+      </w:r>
+    </w:p>
+    <w:p>
+      <w:r>
+        <w:t>RF: Exportar solo después de finalizar turno.</w:t>
+      </w:r>
+    </w:p>
+    <w:p>
+      <w:pPr>
+        <w:rPr>
+          <w:u w:val="single"/>
+        </w:rPr>
+      </w:pPr>
+      <w:r>
+        <w:rPr>
+          <w:u w:val="single"/>
+        </w:rPr>
+        <w:t>Tareas</w:t>
+      </w:r>
+    </w:p>
+    <w:p>
+      <w:pPr>
+        <w:pStyle w:val="Prrafodelista"/>
+        <w:numPr>
+          <w:ilvl w:val="0"/>
           <w:numId w:val="11"/>
         </w:numPr>
         <w:rPr>
@@ -1227,6 +1277,7 @@
     </w:p>
     <w:p>
       <w:r>
+        <w:lastRenderedPageBreak/>
         <w:t>RF: Mantener historial de registros.</w:t>
       </w:r>
     </w:p>
